--- a/periskal-application/documentation/GerbuikersHandleiding Fleetmanager.docx
+++ b/periskal-application/documentation/GerbuikersHandleiding Fleetmanager.docx
@@ -3361,7 +3361,13 @@
         <w:t>Doel:</w:t>
       </w:r>
       <w:r>
-        <w:t> Om uit te loggen uit uw account en ongeautoriseerde toegang te voorkomen.</w:t>
+        <w:t> Om uit te loggen uit uw account en</w:t>
+      </w:r>
+      <w:r>
+        <w:t xml:space="preserve"> om</w:t>
+      </w:r>
+      <w:r>
+        <w:t xml:space="preserve"> ongeautoriseerde toegang te voorkomen.</w:t>
       </w:r>
     </w:p>
     <w:p>
